--- a/Visa2026.Module/Resources/Templates/Employee_Photo_Roster_Sample.docx
+++ b/Visa2026.Module/Resources/Templates/Employee_Photo_Roster_Sample.docx
@@ -72,7 +72,7 @@
                 <w:rFonts w:ascii="Times New Roman" w:hAnsi="Times New Roman"/>
                 <w:sz w:val="22"/>
               </w:rPr>
-              <w:t xml:space="preserve">{{ds.ApplicationItems.Person_FullName}}</w:t>
+              <w:t xml:space="preserve">{{.Person_FullName}}</w:t>
             </w:r>
           </w:p>
         </w:tc>
